--- a/recursos/comercial/CFO/IG/COPIES_LOTE_LANZAMIENTO.docx
+++ b/recursos/comercial/CFO/IG/COPIES_LOTE_LANZAMIENTO.docx
@@ -591,7 +591,7 @@
         <w:rPr>
           <w:sz w:val="22"/>
         </w:rPr>
-        <w:t>Gastos que nadie revisa hace años. Precios por debajo del costo real. Costos directos fuera de rango. Encontrar los huecos de SU empresa — con montos — es exactamente lo que hace mi Radiografía Financiera: sin costo para las 5 primeras personas que apliquen en el mes, a cambio solo de su testimonio honesto. Link en bio.</w:t>
+        <w:t>Gastos que nadie revisa hace años. Precios por debajo del costo real. Costos directos fuera de rango. Encontrar los huecos de SU empresa — con montos — es exactamente lo que hace mi Radiografía Financiera: vale 1.200 USD y cada mes acepto 5 empresas que no lo pagan en dinero: lo cubren con su testimonio honesto. Se elige por potencial de recuperacion, no por orden de llegada. Postule su empresa: link en bio.</w:t>
       </w:r>
     </w:p>
     <w:p>
